--- a/jobsearch/letters/Lukas_Larsson_Cover_Letter_Einride.docx
+++ b/jobsearch/letters/Lukas_Larsson_Cover_Letter_Einride.docx
@@ -69,7 +69,7 @@
         <w:spacing w:after="240"/>
       </w:pPr>
       <w:r>
-        <w:t xml:space="preserve">I came across the Business Analyst role on your team and recognised it as the kind of work I do best. I get energy from taking complex operational problems apart, finding the signal in the noise, and building structured solutions that scale. The fact that Einride is doing this for road freight, one of the largest and most carbon-heavy systems we have, makes the work feel genuinely worth doing.</w:t>
+        <w:t>I have taken the work at Valeryd as far as I can and I am now looking for the next challenge. I came across the Business Analyst role on your team and recognised it as the kind of work I do best. I get energy from taking complex operational problems apart, finding the signal in the noise, and building structured solutions that scale. The fact that Einride is doing this for road freight, one of the largest and most carbon-heavy systems we have, makes the work feel genuinely worth doing.</w:t>
       </w:r>
     </w:p>
     <w:p>
